--- a/materialien/Welt3_Maschinenzeitalter/5_Loesungen/KR_W3_Akte1_Vernams_Lochstreifen_LSG.docx
+++ b/materialien/Welt3_Maschinenzeitalter/5_Loesungen/KR_W3_Akte1_Vernams_Lochstreifen_LSG.docx
@@ -290,27 +290,7 @@
                 <w:color w:val="1B1B1F"/>
                 <w:sz w:val="22"/>
               </w:rPr>
-              <w:t xml:space="preserve">Die Archivarin hat den Lochstreifen von 1917 entschlüsselt: </w:t>
-            </w:r>
-            <w:r>
-              <w:rPr>
-                <w:rFonts w:ascii="Calibri" w:hAnsi="Calibri" w:cs="Calibri" w:eastAsia="Calibri"/>
-                <w:b/>
-                <w:i w:val="0"/>
-                <w:color w:val="1B1B1F"/>
-                <w:sz w:val="22"/>
-              </w:rPr>
-              <w:t>FUNK</w:t>
-            </w:r>
-            <w:r>
-              <w:rPr>
-                <w:rFonts w:ascii="Calibri" w:hAnsi="Calibri" w:cs="Calibri" w:eastAsia="Calibri"/>
-                <w:b w:val="0"/>
-                <w:i w:val="0"/>
-                <w:color w:val="1B1B1F"/>
-                <w:sz w:val="22"/>
-              </w:rPr>
-              <w:t xml:space="preserve">. Doch wie funktioniert die Maschine, die Nachricht und Schlüssel Loch für Loch verknüpft – und warum stand auf dem Schlüssel „nach Gebrauch vernichten“? In dieser Akte lernst du die Sprache der Maschinen: </w:t>
+              <w:t xml:space="preserve">Die Archivarin hat den Lochstreifen von 1917 entschlüsselt. Doch wie funktioniert die Maschine, die Nachricht und Schlüssel Loch für Loch verknüpft – und warum stand auf dem Schlüssel „nach Gebrauch vernichten“? In dieser Akte lernst du die Sprache der Maschinen: </w:t>
             </w:r>
             <w:r>
               <w:rPr>

--- a/materialien/Welt3_Maschinenzeitalter/5_Loesungen/KR_W3_Akte1_Vernams_Lochstreifen_LSG.docx
+++ b/materialien/Welt3_Maschinenzeitalter/5_Loesungen/KR_W3_Akte1_Vernams_Lochstreifen_LSG.docx
@@ -4154,7 +4154,7 @@
           <w:color w:val="1B1B1F"/>
           <w:sz w:val="22"/>
         </w:rPr>
-        <w:t xml:space="preserve"> mit der ASCII-Tabelle der Anlage und den Stellenwerten 128, 64, …, 1 die ASCII-Werte und Bits von B, O, J, E. Kontrolliere danach mit Archivwissen 1.</w:t>
+        <w:t xml:space="preserve"> mit der ASCII-Tabelle der Anlage und den Stellenwerten 128, 64, …, 1 die ASCII-Werte und Bits der Zeichen Q, Y, 4 und 7.</w:t>
       </w:r>
     </w:p>
     <w:p>
@@ -4316,7 +4316,7 @@
                 <w:color w:val="1B1B1F"/>
                 <w:sz w:val="20"/>
               </w:rPr>
-              <w:t>B</w:t>
+              <w:t>Q</w:t>
             </w:r>
           </w:p>
         </w:tc>
@@ -4344,7 +4344,7 @@
                 <w:color w:val="1B1B1F"/>
                 <w:sz w:val="20"/>
               </w:rPr>
-              <w:t>O</w:t>
+              <w:t>Y</w:t>
             </w:r>
           </w:p>
         </w:tc>
@@ -4372,7 +4372,7 @@
                 <w:color w:val="1B1B1F"/>
                 <w:sz w:val="20"/>
               </w:rPr>
-              <w:t>J</w:t>
+              <w:t>4</w:t>
             </w:r>
           </w:p>
         </w:tc>
@@ -4400,7 +4400,7 @@
                 <w:color w:val="1B1B1F"/>
                 <w:sz w:val="20"/>
               </w:rPr>
-              <w:t>E</w:t>
+              <w:t>7</w:t>
             </w:r>
           </w:p>
         </w:tc>
@@ -4516,7 +4516,7 @@
                 <w:color w:val="1B1B1F"/>
                 <w:sz w:val="20"/>
               </w:rPr>
-              <w:t>66</w:t>
+              <w:t>81</w:t>
             </w:r>
           </w:p>
         </w:tc>
@@ -4543,7 +4543,7 @@
                 <w:color w:val="1B1B1F"/>
                 <w:sz w:val="20"/>
               </w:rPr>
-              <w:t>79</w:t>
+              <w:t>89</w:t>
             </w:r>
           </w:p>
         </w:tc>
@@ -4570,7 +4570,7 @@
                 <w:color w:val="1B1B1F"/>
                 <w:sz w:val="20"/>
               </w:rPr>
-              <w:t>74</w:t>
+              <w:t>52</w:t>
             </w:r>
           </w:p>
         </w:tc>
@@ -4597,7 +4597,7 @@
                 <w:color w:val="1B1B1F"/>
                 <w:sz w:val="20"/>
               </w:rPr>
-              <w:t>69</w:t>
+              <w:t>55</w:t>
             </w:r>
           </w:p>
         </w:tc>
@@ -4711,7 +4711,7 @@
                 <w:color w:val="1B1B1F"/>
                 <w:sz w:val="20"/>
               </w:rPr>
-              <w:t>0100 0010</w:t>
+              <w:t>0101 0001</w:t>
             </w:r>
           </w:p>
         </w:tc>
@@ -4738,7 +4738,7 @@
                 <w:color w:val="1B1B1F"/>
                 <w:sz w:val="20"/>
               </w:rPr>
-              <w:t>0100 1111</w:t>
+              <w:t>0101 1001</w:t>
             </w:r>
           </w:p>
         </w:tc>
@@ -4765,7 +4765,7 @@
                 <w:color w:val="1B1B1F"/>
                 <w:sz w:val="20"/>
               </w:rPr>
-              <w:t>0100 1010</w:t>
+              <w:t>0011 0100</w:t>
             </w:r>
           </w:p>
         </w:tc>
@@ -4792,7 +4792,7 @@
                 <w:color w:val="1B1B1F"/>
                 <w:sz w:val="20"/>
               </w:rPr>
-              <w:t>0100 0101</w:t>
+              <w:t>0011 0111</w:t>
             </w:r>
           </w:p>
         </w:tc>
@@ -4938,7 +4938,7 @@
                 <w:color w:val="1F4E8C"/>
                 <w:sz w:val="22"/>
               </w:rPr>
-              <w:t xml:space="preserve">B 66 </w:t>
+              <w:t xml:space="preserve">Q 81 </w:t>
             </w:r>
             <w:r>
               <w:rPr>
@@ -4948,7 +4948,7 @@
                 <w:color w:val="1F4E8C"/>
                 <w:sz w:val="22"/>
               </w:rPr>
-              <w:t>0100 0010</w:t>
+              <w:t>0101 0001</w:t>
             </w:r>
             <w:r>
               <w:rPr>
@@ -4958,7 +4958,7 @@
                 <w:color w:val="1F4E8C"/>
                 <w:sz w:val="22"/>
               </w:rPr>
-              <w:t xml:space="preserve">, O 79 </w:t>
+              <w:t xml:space="preserve">, Y 89 </w:t>
             </w:r>
             <w:r>
               <w:rPr>
@@ -4968,7 +4968,7 @@
                 <w:color w:val="1F4E8C"/>
                 <w:sz w:val="22"/>
               </w:rPr>
-              <w:t>0100 1111</w:t>
+              <w:t>0101 1001</w:t>
             </w:r>
             <w:r>
               <w:rPr>
@@ -4978,7 +4978,7 @@
                 <w:color w:val="1F4E8C"/>
                 <w:sz w:val="22"/>
               </w:rPr>
-              <w:t xml:space="preserve">, J 74 </w:t>
+              <w:t xml:space="preserve">, „4“ 52 </w:t>
             </w:r>
             <w:r>
               <w:rPr>
@@ -4988,7 +4988,7 @@
                 <w:color w:val="1F4E8C"/>
                 <w:sz w:val="22"/>
               </w:rPr>
-              <w:t>0100 1010</w:t>
+              <w:t>0011 0100</w:t>
             </w:r>
             <w:r>
               <w:rPr>
@@ -4998,7 +4998,7 @@
                 <w:color w:val="1F4E8C"/>
                 <w:sz w:val="22"/>
               </w:rPr>
-              <w:t xml:space="preserve">, E 69 </w:t>
+              <w:t xml:space="preserve">, „7“ 55 </w:t>
             </w:r>
             <w:r>
               <w:rPr>
@@ -5008,7 +5008,7 @@
                 <w:color w:val="1F4E8C"/>
                 <w:sz w:val="22"/>
               </w:rPr>
-              <w:t>0100 0101</w:t>
+              <w:t>0011 0111</w:t>
             </w:r>
             <w:r>
               <w:rPr>
@@ -5018,7 +5018,7 @@
                 <w:color w:val="1F4E8C"/>
                 <w:sz w:val="22"/>
               </w:rPr>
-              <w:t xml:space="preserve">; </w:t>
+              <w:t xml:space="preserve"> (Ziffern sind Zeichen: „4“ ≠ 4, P1); </w:t>
             </w:r>
             <w:r>
               <w:rPr>
@@ -8188,7 +8188,7 @@
                       <w:spacing w:val="40"/>
                       <w:sz w:val="24"/>
                     </w:rPr>
-                    <w:t>0110 0110</w:t>
+                    <w:t>0001 1011</w:t>
                   </w:r>
                 </w:p>
               </w:tc>
@@ -8249,7 +8249,7 @@
                       <w:spacing w:val="40"/>
                       <w:sz w:val="24"/>
                     </w:rPr>
-                    <w:t>1010 1100</w:t>
+                    <w:t>1101 0001</w:t>
                   </w:r>
                 </w:p>
               </w:tc>
@@ -8537,7 +8537,7 @@
                 <w:color w:val="1F4E8C"/>
                 <w:sz w:val="22"/>
               </w:rPr>
-              <w:t>1100 1010 ⊕ 0110 0110 = 1010 1100</w:t>
+              <w:t>1100 1010 ⊕ 0001 1011 = 1101 0001</w:t>
             </w:r>
             <w:r>
               <w:rPr>
@@ -9232,7 +9232,7 @@
           <w:color w:val="1B1B1F"/>
           <w:sz w:val="22"/>
         </w:rPr>
-        <w:t>0110 1001 · 1111 0000 · 0011 0011 · 1010 0101</w:t>
+        <w:t>1110 0111 · 0011 1001 · 1001 0011 · 0101 1100</w:t>
       </w:r>
       <w:r>
         <w:rPr>
@@ -9242,7 +9242,7 @@
           <w:color w:val="1B1B1F"/>
           <w:sz w:val="22"/>
         </w:rPr>
-        <w:t>.</w:t>
+        <w:t>. Die Bits von B, O, J, E stehen in Archivwissen 1.</w:t>
       </w:r>
     </w:p>
     <w:p>
@@ -9686,7 +9686,7 @@
                 <w:color w:val="1B1B1F"/>
                 <w:sz w:val="20"/>
               </w:rPr>
-              <w:t>0110 1001</w:t>
+              <w:t>1110 0111</w:t>
             </w:r>
           </w:p>
         </w:tc>
@@ -9713,7 +9713,7 @@
                 <w:color w:val="1B1B1F"/>
                 <w:sz w:val="20"/>
               </w:rPr>
-              <w:t>1111 0000</w:t>
+              <w:t>0011 1001</w:t>
             </w:r>
           </w:p>
         </w:tc>
@@ -9740,7 +9740,7 @@
                 <w:color w:val="1B1B1F"/>
                 <w:sz w:val="20"/>
               </w:rPr>
-              <w:t>0011 0011</w:t>
+              <w:t>1001 0011</w:t>
             </w:r>
           </w:p>
         </w:tc>
@@ -9767,7 +9767,7 @@
                 <w:color w:val="1B1B1F"/>
                 <w:sz w:val="20"/>
               </w:rPr>
-              <w:t>1010 0101</w:t>
+              <w:t>0101 1100</w:t>
             </w:r>
           </w:p>
         </w:tc>
@@ -9827,7 +9827,7 @@
                 <w:color w:val="1B1B1F"/>
                 <w:sz w:val="20"/>
               </w:rPr>
-              <w:t>0010 1011</w:t>
+              <w:t>1010 0101</w:t>
             </w:r>
           </w:p>
         </w:tc>
@@ -9854,7 +9854,7 @@
                 <w:color w:val="1B1B1F"/>
                 <w:sz w:val="20"/>
               </w:rPr>
-              <w:t>1011 1111</w:t>
+              <w:t>0111 0110</w:t>
             </w:r>
           </w:p>
         </w:tc>
@@ -9881,7 +9881,7 @@
                 <w:color w:val="1B1B1F"/>
                 <w:sz w:val="20"/>
               </w:rPr>
-              <w:t>0111 1001</w:t>
+              <w:t>1101 1001</w:t>
             </w:r>
           </w:p>
         </w:tc>
@@ -9908,7 +9908,7 @@
                 <w:color w:val="1B1B1F"/>
                 <w:sz w:val="20"/>
               </w:rPr>
-              <w:t>1110 0000</w:t>
+              <w:t>0001 1001</w:t>
             </w:r>
           </w:p>
         </w:tc>
@@ -10010,7 +10010,7 @@
                 <w:color w:val="1F4E8C"/>
                 <w:sz w:val="22"/>
               </w:rPr>
-              <w:t>0010 1011 · 1011 1111 · 0111 1001 · 1110 0000</w:t>
+              <w:t>1010 0101 · 0111 0110 · 1101 1001 · 0001 1001</w:t>
             </w:r>
             <w:r>
               <w:rPr>
@@ -10045,7 +10045,7 @@
                 <w:color w:val="1F4E8C"/>
                 <w:sz w:val="22"/>
               </w:rPr>
-              <w:t>0010 1011 ⊕ 0110 1001 = 0100 0010</w:t>
+              <w:t>1010 0101 ⊕ 1110 0111 = 0100 0010</w:t>
             </w:r>
             <w:r>
               <w:rPr>
@@ -14848,7 +14848,7 @@
                 <w:color w:val="1B1B1F"/>
                 <w:sz w:val="22"/>
               </w:rPr>
-              <w:t xml:space="preserve"> Sie die Bitfolge des Geheimtextes, der entsteht, wenn das Wort OST (ASCII) mit dem Schlüssel </w:t>
+              <w:t xml:space="preserve"> Sie die Bitfolge des Geheimtextes, der entsteht, wenn das Wort HUT (ASCII) mit dem Schlüssel </w:t>
             </w:r>
             <w:r>
               <w:rPr>
@@ -14958,7 +14958,7 @@
                       <w:color w:val="1F4E8C"/>
                       <w:sz w:val="22"/>
                     </w:rPr>
-                    <w:t xml:space="preserve">O, S, T = </w:t>
+                    <w:t xml:space="preserve">H, U, T = </w:t>
                   </w:r>
                   <w:r>
                     <w:rPr>
@@ -14968,7 +14968,7 @@
                       <w:color w:val="1F4E8C"/>
                       <w:sz w:val="22"/>
                     </w:rPr>
-                    <w:t>0100 1111 0101 0011 0101 0100</w:t>
+                    <w:t>0100 1000 0101 0101 0101 0100</w:t>
                   </w:r>
                   <w:r>
                     <w:rPr>
@@ -14988,7 +14988,7 @@
                       <w:color w:val="1F4E8C"/>
                       <w:sz w:val="22"/>
                     </w:rPr>
-                    <w:t>1110 1001 0000 1111 1010 0100</w:t>
+                    <w:t>1110 1110 0000 1001 1010 0100</w:t>
                   </w:r>
                   <w:r>
                     <w:rPr>
